--- a/BaocaoDACN2.docx
+++ b/BaocaoDACN2.docx
@@ -1605,8 +1605,6 @@
       <w:r>
         <w:t>để giúp nhóm hoàn thành đồ án này</w:t>
       </w:r>
-      <w:bookmarkStart w:id="4" w:name="_GoBack"/>
-      <w:bookmarkEnd w:id="4"/>
       <w:r>
         <w:t>.</w:t>
       </w:r>
@@ -1645,12 +1643,12 @@
       <w:pPr>
         <w:pStyle w:val="Title"/>
       </w:pPr>
-      <w:bookmarkStart w:id="5" w:name="_Toc215310322"/>
+      <w:bookmarkStart w:id="4" w:name="_Toc215310322"/>
       <w:r>
         <w:lastRenderedPageBreak/>
         <w:t>MỤC LỤC</w:t>
       </w:r>
-      <w:bookmarkEnd w:id="5"/>
+      <w:bookmarkEnd w:id="4"/>
     </w:p>
     <w:p>
       <w:pPr>
@@ -4181,12 +4179,12 @@
       <w:pPr>
         <w:pStyle w:val="Title"/>
       </w:pPr>
-      <w:bookmarkStart w:id="6" w:name="_Toc215310323"/>
+      <w:bookmarkStart w:id="5" w:name="_Toc215310323"/>
       <w:r>
         <w:lastRenderedPageBreak/>
         <w:t>DANH MỤC HÌNH ẢNH</w:t>
       </w:r>
-      <w:bookmarkEnd w:id="6"/>
+      <w:bookmarkEnd w:id="5"/>
     </w:p>
     <w:p>
       <w:pPr>
@@ -5797,12 +5795,12 @@
       <w:pPr>
         <w:pStyle w:val="Title"/>
       </w:pPr>
-      <w:bookmarkStart w:id="7" w:name="_Toc215310324"/>
+      <w:bookmarkStart w:id="6" w:name="_Toc215310324"/>
       <w:r>
         <w:lastRenderedPageBreak/>
         <w:t>MỞ ĐẦU</w:t>
       </w:r>
-      <w:bookmarkEnd w:id="7"/>
+      <w:bookmarkEnd w:id="6"/>
     </w:p>
     <w:p>
       <w:pPr>
@@ -6289,28 +6287,28 @@
       <w:pPr>
         <w:pStyle w:val="Heading1"/>
       </w:pPr>
-      <w:bookmarkStart w:id="8" w:name="_Toc215310325"/>
+      <w:bookmarkStart w:id="7" w:name="_Toc215310325"/>
       <w:r>
         <w:lastRenderedPageBreak/>
         <w:t>TỔNG QUAN VỀ ĐỀ TÀI</w:t>
       </w:r>
+      <w:bookmarkEnd w:id="7"/>
+    </w:p>
+    <w:p>
+      <w:pPr>
+        <w:pStyle w:val="Heading2"/>
+        <w:rPr>
+          <w:lang w:val="en-US"/>
+        </w:rPr>
+      </w:pPr>
+      <w:bookmarkStart w:id="8" w:name="_Toc215310326"/>
+      <w:r>
+        <w:rPr>
+          <w:lang w:val="en-US"/>
+        </w:rPr>
+        <w:t>Tên đề tài</w:t>
+      </w:r>
       <w:bookmarkEnd w:id="8"/>
-    </w:p>
-    <w:p>
-      <w:pPr>
-        <w:pStyle w:val="Heading2"/>
-        <w:rPr>
-          <w:lang w:val="en-US"/>
-        </w:rPr>
-      </w:pPr>
-      <w:bookmarkStart w:id="9" w:name="_Toc215310326"/>
-      <w:r>
-        <w:rPr>
-          <w:lang w:val="en-US"/>
-        </w:rPr>
-        <w:t>Tên đề tài</w:t>
-      </w:r>
-      <w:bookmarkEnd w:id="9"/>
     </w:p>
     <w:p>
       <w:pPr>
@@ -6331,14 +6329,14 @@
       <w:pPr>
         <w:pStyle w:val="Heading2"/>
       </w:pPr>
-      <w:bookmarkStart w:id="10" w:name="_Toc215310327"/>
+      <w:bookmarkStart w:id="9" w:name="_Toc215310327"/>
       <w:r>
         <w:rPr>
           <w:lang w:val="en-US"/>
         </w:rPr>
         <w:t>Bối cảnh thực hiện đề tài</w:t>
       </w:r>
-      <w:bookmarkEnd w:id="10"/>
+      <w:bookmarkEnd w:id="9"/>
     </w:p>
     <w:p>
       <w:pPr>
@@ -6384,14 +6382,14 @@
           <w:lang w:val="en-US"/>
         </w:rPr>
       </w:pPr>
-      <w:bookmarkStart w:id="11" w:name="_Toc215310328"/>
+      <w:bookmarkStart w:id="10" w:name="_Toc215310328"/>
       <w:r>
         <w:rPr>
           <w:lang w:val="en-US"/>
         </w:rPr>
         <w:t>Vấn đề cần giải quyết</w:t>
       </w:r>
-      <w:bookmarkEnd w:id="11"/>
+      <w:bookmarkEnd w:id="10"/>
     </w:p>
     <w:p>
       <w:pPr>
@@ -6591,14 +6589,14 @@
           <w:lang w:val="en-US"/>
         </w:rPr>
       </w:pPr>
-      <w:bookmarkStart w:id="12" w:name="_Toc215310329"/>
+      <w:bookmarkStart w:id="11" w:name="_Toc215310329"/>
       <w:r>
         <w:rPr>
           <w:lang w:val="en-US"/>
         </w:rPr>
         <w:t>Kết quả thực hiện</w:t>
       </w:r>
-      <w:bookmarkEnd w:id="12"/>
+      <w:bookmarkEnd w:id="11"/>
     </w:p>
     <w:p>
       <w:pPr>
@@ -6657,34 +6655,34 @@
       <w:pPr>
         <w:pStyle w:val="Heading1"/>
       </w:pPr>
-      <w:bookmarkStart w:id="13" w:name="_Toc215310330"/>
+      <w:bookmarkStart w:id="12" w:name="_Toc215310330"/>
       <w:r>
         <w:lastRenderedPageBreak/>
         <w:t>CƠ SỞ LÝ THUYẾT</w:t>
       </w:r>
+      <w:bookmarkEnd w:id="12"/>
+    </w:p>
+    <w:p>
+      <w:pPr>
+        <w:pStyle w:val="Heading2"/>
+        <w:rPr>
+          <w:lang w:val="en-US"/>
+        </w:rPr>
+      </w:pPr>
+      <w:bookmarkStart w:id="13" w:name="_Toc215310331"/>
+      <w:r>
+        <w:rPr>
+          <w:lang w:val="en-US"/>
+        </w:rPr>
+        <w:t xml:space="preserve">React </w:t>
+      </w:r>
+      <w:r>
+        <w:rPr>
+          <w:lang w:val="en-US"/>
+        </w:rPr>
+        <w:t>Native</w:t>
+      </w:r>
       <w:bookmarkEnd w:id="13"/>
-    </w:p>
-    <w:p>
-      <w:pPr>
-        <w:pStyle w:val="Heading2"/>
-        <w:rPr>
-          <w:lang w:val="en-US"/>
-        </w:rPr>
-      </w:pPr>
-      <w:bookmarkStart w:id="14" w:name="_Toc215310331"/>
-      <w:r>
-        <w:rPr>
-          <w:lang w:val="en-US"/>
-        </w:rPr>
-        <w:t xml:space="preserve">React </w:t>
-      </w:r>
-      <w:r>
-        <w:rPr>
-          <w:lang w:val="en-US"/>
-        </w:rPr>
-        <w:t>Native</w:t>
-      </w:r>
-      <w:bookmarkEnd w:id="14"/>
     </w:p>
     <w:p>
       <w:r>
@@ -6825,33 +6823,59 @@
         <w:pStyle w:val="Caption"/>
         <w:jc w:val="center"/>
       </w:pPr>
-      <w:bookmarkStart w:id="15" w:name="_Toc215310298"/>
+      <w:bookmarkStart w:id="14" w:name="_Toc215310298"/>
       <w:r>
         <w:t xml:space="preserve">Hình </w:t>
       </w:r>
-      <w:fldSimple w:instr=" STYLEREF 1 \s ">
-        <w:r>
-          <w:rPr>
-            <w:noProof/>
-          </w:rPr>
-          <w:t>2</w:t>
-        </w:r>
-      </w:fldSimple>
+      <w:r>
+        <w:fldChar w:fldCharType="begin"/>
+      </w:r>
+      <w:r>
+        <w:instrText xml:space="preserve"> STYLEREF 1 \s </w:instrText>
+      </w:r>
+      <w:r>
+        <w:fldChar w:fldCharType="separate"/>
+      </w:r>
+      <w:r>
+        <w:rPr>
+          <w:noProof/>
+        </w:rPr>
+        <w:t>2</w:t>
+      </w:r>
+      <w:r>
+        <w:rPr>
+          <w:noProof/>
+        </w:rPr>
+        <w:fldChar w:fldCharType="end"/>
+      </w:r>
       <w:r>
         <w:t>.</w:t>
       </w:r>
-      <w:fldSimple w:instr=" SEQ Hình \* ARABIC \s 1 ">
-        <w:r>
-          <w:rPr>
-            <w:noProof/>
-          </w:rPr>
-          <w:t>1</w:t>
-        </w:r>
-      </w:fldSimple>
+      <w:r>
+        <w:fldChar w:fldCharType="begin"/>
+      </w:r>
+      <w:r>
+        <w:instrText xml:space="preserve"> SEQ Hình \* ARABIC \s 1 </w:instrText>
+      </w:r>
+      <w:r>
+        <w:fldChar w:fldCharType="separate"/>
+      </w:r>
+      <w:r>
+        <w:rPr>
+          <w:noProof/>
+        </w:rPr>
+        <w:t>1</w:t>
+      </w:r>
+      <w:r>
+        <w:rPr>
+          <w:noProof/>
+        </w:rPr>
+        <w:fldChar w:fldCharType="end"/>
+      </w:r>
       <w:r>
         <w:t xml:space="preserve"> Nguyên lí hoạt động của React Native</w:t>
       </w:r>
-      <w:bookmarkEnd w:id="15"/>
+      <w:bookmarkEnd w:id="14"/>
     </w:p>
     <w:p/>
     <w:p>
@@ -6861,7 +6885,7 @@
           <w:lang w:val="en-US"/>
         </w:rPr>
       </w:pPr>
-      <w:bookmarkStart w:id="16" w:name="_Toc215310332"/>
+      <w:bookmarkStart w:id="15" w:name="_Toc215310332"/>
       <w:r>
         <w:rPr>
           <w:lang w:val="en-US"/>
@@ -6869,7 +6893,7 @@
         <w:lastRenderedPageBreak/>
         <w:t>Node Js</w:t>
       </w:r>
-      <w:bookmarkEnd w:id="16"/>
+      <w:bookmarkEnd w:id="15"/>
     </w:p>
     <w:p>
       <w:pPr>
@@ -6952,50 +6976,76 @@
           <w:lang w:eastAsia="vi-VN"/>
         </w:rPr>
       </w:pPr>
-      <w:bookmarkStart w:id="17" w:name="_Toc215310299"/>
+      <w:bookmarkStart w:id="16" w:name="_Toc215310299"/>
       <w:r>
         <w:t xml:space="preserve">Hình </w:t>
       </w:r>
-      <w:fldSimple w:instr=" STYLEREF 1 \s ">
-        <w:r>
-          <w:rPr>
-            <w:noProof/>
-          </w:rPr>
-          <w:t>2</w:t>
-        </w:r>
-      </w:fldSimple>
+      <w:r>
+        <w:fldChar w:fldCharType="begin"/>
+      </w:r>
+      <w:r>
+        <w:instrText xml:space="preserve"> STYLEREF 1 \s </w:instrText>
+      </w:r>
+      <w:r>
+        <w:fldChar w:fldCharType="separate"/>
+      </w:r>
+      <w:r>
+        <w:rPr>
+          <w:noProof/>
+        </w:rPr>
+        <w:t>2</w:t>
+      </w:r>
+      <w:r>
+        <w:rPr>
+          <w:noProof/>
+        </w:rPr>
+        <w:fldChar w:fldCharType="end"/>
+      </w:r>
       <w:r>
         <w:t>.</w:t>
       </w:r>
-      <w:fldSimple w:instr=" SEQ Hình \* ARABIC \s 1 ">
-        <w:r>
-          <w:rPr>
-            <w:noProof/>
-          </w:rPr>
-          <w:t>2</w:t>
-        </w:r>
-      </w:fldSimple>
+      <w:r>
+        <w:fldChar w:fldCharType="begin"/>
+      </w:r>
+      <w:r>
+        <w:instrText xml:space="preserve"> SEQ Hình \* ARABIC \s 1 </w:instrText>
+      </w:r>
+      <w:r>
+        <w:fldChar w:fldCharType="separate"/>
+      </w:r>
+      <w:r>
+        <w:rPr>
+          <w:noProof/>
+        </w:rPr>
+        <w:t>2</w:t>
+      </w:r>
+      <w:r>
+        <w:rPr>
+          <w:noProof/>
+        </w:rPr>
+        <w:fldChar w:fldCharType="end"/>
+      </w:r>
       <w:r>
         <w:t xml:space="preserve"> Logo node.js</w:t>
       </w:r>
+      <w:bookmarkEnd w:id="16"/>
+    </w:p>
+    <w:p>
+      <w:pPr>
+        <w:rPr>
+          <w:lang w:eastAsia="vi-VN"/>
+        </w:rPr>
+      </w:pPr>
+    </w:p>
+    <w:p>
+      <w:pPr>
+        <w:pStyle w:val="Heading2"/>
+      </w:pPr>
+      <w:bookmarkStart w:id="17" w:name="_Toc215310333"/>
+      <w:r>
+        <w:t>Python</w:t>
+      </w:r>
       <w:bookmarkEnd w:id="17"/>
-    </w:p>
-    <w:p>
-      <w:pPr>
-        <w:rPr>
-          <w:lang w:eastAsia="vi-VN"/>
-        </w:rPr>
-      </w:pPr>
-    </w:p>
-    <w:p>
-      <w:pPr>
-        <w:pStyle w:val="Heading2"/>
-      </w:pPr>
-      <w:bookmarkStart w:id="18" w:name="_Toc215310333"/>
-      <w:r>
-        <w:t>Python</w:t>
-      </w:r>
-      <w:bookmarkEnd w:id="18"/>
     </w:p>
     <w:p>
       <w:pPr>
@@ -7084,29 +7134,55 @@
         <w:pStyle w:val="Caption"/>
         <w:jc w:val="center"/>
       </w:pPr>
-      <w:bookmarkStart w:id="19" w:name="_Toc215310300"/>
+      <w:bookmarkStart w:id="18" w:name="_Toc215310300"/>
       <w:r>
         <w:t xml:space="preserve">Hình </w:t>
       </w:r>
-      <w:fldSimple w:instr=" STYLEREF 1 \s ">
-        <w:r>
-          <w:rPr>
-            <w:noProof/>
-          </w:rPr>
-          <w:t>2</w:t>
-        </w:r>
-      </w:fldSimple>
+      <w:r>
+        <w:fldChar w:fldCharType="begin"/>
+      </w:r>
+      <w:r>
+        <w:instrText xml:space="preserve"> STYLEREF 1 \s </w:instrText>
+      </w:r>
+      <w:r>
+        <w:fldChar w:fldCharType="separate"/>
+      </w:r>
+      <w:r>
+        <w:rPr>
+          <w:noProof/>
+        </w:rPr>
+        <w:t>2</w:t>
+      </w:r>
+      <w:r>
+        <w:rPr>
+          <w:noProof/>
+        </w:rPr>
+        <w:fldChar w:fldCharType="end"/>
+      </w:r>
       <w:r>
         <w:t>.</w:t>
       </w:r>
-      <w:fldSimple w:instr=" SEQ Hình \* ARABIC \s 1 ">
-        <w:r>
-          <w:rPr>
-            <w:noProof/>
-          </w:rPr>
-          <w:t>3</w:t>
-        </w:r>
-      </w:fldSimple>
+      <w:r>
+        <w:fldChar w:fldCharType="begin"/>
+      </w:r>
+      <w:r>
+        <w:instrText xml:space="preserve"> SEQ Hình \* ARABIC \s 1 </w:instrText>
+      </w:r>
+      <w:r>
+        <w:fldChar w:fldCharType="separate"/>
+      </w:r>
+      <w:r>
+        <w:rPr>
+          <w:noProof/>
+        </w:rPr>
+        <w:t>3</w:t>
+      </w:r>
+      <w:r>
+        <w:rPr>
+          <w:noProof/>
+        </w:rPr>
+        <w:fldChar w:fldCharType="end"/>
+      </w:r>
       <w:r>
         <w:t xml:space="preserve"> </w:t>
       </w:r>
@@ -7116,7 +7192,7 @@
       <w:r>
         <w:t>Python</w:t>
       </w:r>
-      <w:bookmarkEnd w:id="19"/>
+      <w:bookmarkEnd w:id="18"/>
     </w:p>
     <w:p>
       <w:pPr>
@@ -7405,11 +7481,11 @@
       <w:pPr>
         <w:pStyle w:val="Heading2"/>
       </w:pPr>
-      <w:bookmarkStart w:id="20" w:name="_Toc215310334"/>
+      <w:bookmarkStart w:id="19" w:name="_Toc215310334"/>
       <w:r>
         <w:t>Machine Learning và Deep Learning</w:t>
       </w:r>
-      <w:bookmarkEnd w:id="20"/>
+      <w:bookmarkEnd w:id="19"/>
     </w:p>
     <w:p>
       <w:pPr>
@@ -7540,33 +7616,59 @@
         <w:ind w:firstLine="0"/>
         <w:jc w:val="center"/>
       </w:pPr>
-      <w:bookmarkStart w:id="21" w:name="_Toc215310301"/>
+      <w:bookmarkStart w:id="20" w:name="_Toc215310301"/>
       <w:r>
         <w:t xml:space="preserve">Hình </w:t>
       </w:r>
-      <w:fldSimple w:instr=" STYLEREF 1 \s ">
-        <w:r>
-          <w:rPr>
-            <w:noProof/>
-          </w:rPr>
-          <w:t>2</w:t>
-        </w:r>
-      </w:fldSimple>
+      <w:r>
+        <w:fldChar w:fldCharType="begin"/>
+      </w:r>
+      <w:r>
+        <w:instrText xml:space="preserve"> STYLEREF 1 \s </w:instrText>
+      </w:r>
+      <w:r>
+        <w:fldChar w:fldCharType="separate"/>
+      </w:r>
+      <w:r>
+        <w:rPr>
+          <w:noProof/>
+        </w:rPr>
+        <w:t>2</w:t>
+      </w:r>
+      <w:r>
+        <w:rPr>
+          <w:noProof/>
+        </w:rPr>
+        <w:fldChar w:fldCharType="end"/>
+      </w:r>
       <w:r>
         <w:t>.</w:t>
       </w:r>
-      <w:fldSimple w:instr=" SEQ Hình \* ARABIC \s 1 ">
-        <w:r>
-          <w:rPr>
-            <w:noProof/>
-          </w:rPr>
-          <w:t>4</w:t>
-        </w:r>
-      </w:fldSimple>
+      <w:r>
+        <w:fldChar w:fldCharType="begin"/>
+      </w:r>
+      <w:r>
+        <w:instrText xml:space="preserve"> SEQ Hình \* ARABIC \s 1 </w:instrText>
+      </w:r>
+      <w:r>
+        <w:fldChar w:fldCharType="separate"/>
+      </w:r>
+      <w:r>
+        <w:rPr>
+          <w:noProof/>
+        </w:rPr>
+        <w:t>4</w:t>
+      </w:r>
+      <w:r>
+        <w:rPr>
+          <w:noProof/>
+        </w:rPr>
+        <w:fldChar w:fldCharType="end"/>
+      </w:r>
       <w:r>
         <w:t xml:space="preserve"> Các loại machine learning</w:t>
       </w:r>
-      <w:bookmarkEnd w:id="21"/>
+      <w:bookmarkEnd w:id="20"/>
     </w:p>
     <w:p>
       <w:pPr>
@@ -7757,33 +7859,59 @@
         <w:pStyle w:val="Caption"/>
         <w:jc w:val="center"/>
       </w:pPr>
-      <w:bookmarkStart w:id="22" w:name="_Toc215310302"/>
+      <w:bookmarkStart w:id="21" w:name="_Toc215310302"/>
       <w:r>
         <w:t xml:space="preserve">Hình </w:t>
       </w:r>
-      <w:fldSimple w:instr=" STYLEREF 1 \s ">
-        <w:r>
-          <w:rPr>
-            <w:noProof/>
-          </w:rPr>
-          <w:t>2</w:t>
-        </w:r>
-      </w:fldSimple>
+      <w:r>
+        <w:fldChar w:fldCharType="begin"/>
+      </w:r>
+      <w:r>
+        <w:instrText xml:space="preserve"> STYLEREF 1 \s </w:instrText>
+      </w:r>
+      <w:r>
+        <w:fldChar w:fldCharType="separate"/>
+      </w:r>
+      <w:r>
+        <w:rPr>
+          <w:noProof/>
+        </w:rPr>
+        <w:t>2</w:t>
+      </w:r>
+      <w:r>
+        <w:rPr>
+          <w:noProof/>
+        </w:rPr>
+        <w:fldChar w:fldCharType="end"/>
+      </w:r>
       <w:r>
         <w:t>.</w:t>
       </w:r>
-      <w:fldSimple w:instr=" SEQ Hình \* ARABIC \s 1 ">
-        <w:r>
-          <w:rPr>
-            <w:noProof/>
-          </w:rPr>
-          <w:t>5</w:t>
-        </w:r>
-      </w:fldSimple>
+      <w:r>
+        <w:fldChar w:fldCharType="begin"/>
+      </w:r>
+      <w:r>
+        <w:instrText xml:space="preserve"> SEQ Hình \* ARABIC \s 1 </w:instrText>
+      </w:r>
+      <w:r>
+        <w:fldChar w:fldCharType="separate"/>
+      </w:r>
+      <w:r>
+        <w:rPr>
+          <w:noProof/>
+        </w:rPr>
+        <w:t>5</w:t>
+      </w:r>
+      <w:r>
+        <w:rPr>
+          <w:noProof/>
+        </w:rPr>
+        <w:fldChar w:fldCharType="end"/>
+      </w:r>
       <w:r>
         <w:t xml:space="preserve"> Quy trình hoạt động của ML</w:t>
       </w:r>
-      <w:bookmarkEnd w:id="22"/>
+      <w:bookmarkEnd w:id="21"/>
     </w:p>
     <w:p>
       <w:pPr>
@@ -7906,33 +8034,59 @@
           <w:lang w:eastAsia="vi-VN"/>
         </w:rPr>
       </w:pPr>
-      <w:bookmarkStart w:id="23" w:name="_Toc215310303"/>
+      <w:bookmarkStart w:id="22" w:name="_Toc215310303"/>
       <w:r>
         <w:t xml:space="preserve">Hình </w:t>
       </w:r>
-      <w:fldSimple w:instr=" STYLEREF 1 \s ">
-        <w:r>
-          <w:rPr>
-            <w:noProof/>
-          </w:rPr>
-          <w:t>2</w:t>
-        </w:r>
-      </w:fldSimple>
+      <w:r>
+        <w:fldChar w:fldCharType="begin"/>
+      </w:r>
+      <w:r>
+        <w:instrText xml:space="preserve"> STYLEREF 1 \s </w:instrText>
+      </w:r>
+      <w:r>
+        <w:fldChar w:fldCharType="separate"/>
+      </w:r>
+      <w:r>
+        <w:rPr>
+          <w:noProof/>
+        </w:rPr>
+        <w:t>2</w:t>
+      </w:r>
+      <w:r>
+        <w:rPr>
+          <w:noProof/>
+        </w:rPr>
+        <w:fldChar w:fldCharType="end"/>
+      </w:r>
       <w:r>
         <w:t>.</w:t>
       </w:r>
-      <w:fldSimple w:instr=" SEQ Hình \* ARABIC \s 1 ">
-        <w:r>
-          <w:rPr>
-            <w:noProof/>
-          </w:rPr>
-          <w:t>6</w:t>
-        </w:r>
-      </w:fldSimple>
+      <w:r>
+        <w:fldChar w:fldCharType="begin"/>
+      </w:r>
+      <w:r>
+        <w:instrText xml:space="preserve"> SEQ Hình \* ARABIC \s 1 </w:instrText>
+      </w:r>
+      <w:r>
+        <w:fldChar w:fldCharType="separate"/>
+      </w:r>
+      <w:r>
+        <w:rPr>
+          <w:noProof/>
+        </w:rPr>
+        <w:t>6</w:t>
+      </w:r>
+      <w:r>
+        <w:rPr>
+          <w:noProof/>
+        </w:rPr>
+        <w:fldChar w:fldCharType="end"/>
+      </w:r>
       <w:r>
         <w:t xml:space="preserve"> So sánh giữa ML và DL</w:t>
       </w:r>
-      <w:bookmarkEnd w:id="23"/>
+      <w:bookmarkEnd w:id="22"/>
     </w:p>
     <w:p>
       <w:pPr>
@@ -7965,11 +8119,11 @@
       <w:pPr>
         <w:pStyle w:val="Heading2"/>
       </w:pPr>
-      <w:bookmarkStart w:id="24" w:name="_Toc215310335"/>
+      <w:bookmarkStart w:id="23" w:name="_Toc215310335"/>
       <w:r>
         <w:t>Large Language Model (LLM)</w:t>
       </w:r>
-      <w:bookmarkEnd w:id="24"/>
+      <w:bookmarkEnd w:id="23"/>
     </w:p>
     <w:p>
       <w:pPr>
@@ -8183,22 +8337,22 @@
       <w:pPr>
         <w:pStyle w:val="Heading1"/>
       </w:pPr>
-      <w:bookmarkStart w:id="25" w:name="_Toc215310336"/>
+      <w:bookmarkStart w:id="24" w:name="_Toc215310336"/>
       <w:r>
         <w:lastRenderedPageBreak/>
         <w:t>PHÂN TÍCH VÀ TRIỂN KHAI HỆ THỐNG</w:t>
       </w:r>
+      <w:bookmarkEnd w:id="24"/>
+    </w:p>
+    <w:p>
+      <w:pPr>
+        <w:pStyle w:val="Heading2"/>
+      </w:pPr>
+      <w:bookmarkStart w:id="25" w:name="_Toc215310337"/>
+      <w:r>
+        <w:t>Mô tả bài toán</w:t>
+      </w:r>
       <w:bookmarkEnd w:id="25"/>
-    </w:p>
-    <w:p>
-      <w:pPr>
-        <w:pStyle w:val="Heading2"/>
-      </w:pPr>
-      <w:bookmarkStart w:id="26" w:name="_Toc215310337"/>
-      <w:r>
-        <w:t>Mô tả bài toán</w:t>
-      </w:r>
-      <w:bookmarkEnd w:id="26"/>
     </w:p>
     <w:p>
       <w:r>
@@ -8655,14 +8809,14 @@
           <w:bCs/>
         </w:rPr>
       </w:pPr>
-      <w:bookmarkStart w:id="27" w:name="_Toc215310338"/>
+      <w:bookmarkStart w:id="26" w:name="_Toc215310338"/>
       <w:r>
         <w:rPr>
           <w:lang w:val="en-US"/>
         </w:rPr>
         <w:t>Phân tích yêu cầu</w:t>
       </w:r>
-      <w:bookmarkEnd w:id="27"/>
+      <w:bookmarkEnd w:id="26"/>
     </w:p>
     <w:p>
       <w:pPr>
@@ -8685,8 +8839,8 @@
           <w14:ligatures w14:val="none"/>
         </w:rPr>
       </w:pPr>
-      <w:bookmarkStart w:id="28" w:name="_Toc197892266"/>
-      <w:bookmarkEnd w:id="28"/>
+      <w:bookmarkStart w:id="27" w:name="_Toc197892266"/>
+      <w:bookmarkEnd w:id="27"/>
     </w:p>
     <w:p>
       <w:pPr>
@@ -8709,8 +8863,8 @@
           <w14:ligatures w14:val="none"/>
         </w:rPr>
       </w:pPr>
-      <w:bookmarkStart w:id="29" w:name="_Toc197892267"/>
-      <w:bookmarkEnd w:id="29"/>
+      <w:bookmarkStart w:id="28" w:name="_Toc197892267"/>
+      <w:bookmarkEnd w:id="28"/>
     </w:p>
     <w:p>
       <w:pPr>
@@ -8733,8 +8887,8 @@
           <w14:ligatures w14:val="none"/>
         </w:rPr>
       </w:pPr>
-      <w:bookmarkStart w:id="30" w:name="_Toc197892268"/>
-      <w:bookmarkEnd w:id="30"/>
+      <w:bookmarkStart w:id="29" w:name="_Toc197892268"/>
+      <w:bookmarkEnd w:id="29"/>
     </w:p>
     <w:p>
       <w:pPr>
@@ -8757,10 +8911,10 @@
           <w14:ligatures w14:val="none"/>
         </w:rPr>
       </w:pPr>
-      <w:bookmarkStart w:id="31" w:name="_Toc197865832"/>
-      <w:bookmarkStart w:id="32" w:name="_Toc197892269"/>
+      <w:bookmarkStart w:id="30" w:name="_Toc197865832"/>
+      <w:bookmarkStart w:id="31" w:name="_Toc197892269"/>
+      <w:bookmarkEnd w:id="30"/>
       <w:bookmarkEnd w:id="31"/>
-      <w:bookmarkEnd w:id="32"/>
     </w:p>
     <w:p>
       <w:pPr>
@@ -8783,10 +8937,10 @@
           <w14:ligatures w14:val="none"/>
         </w:rPr>
       </w:pPr>
-      <w:bookmarkStart w:id="33" w:name="_Toc197865833"/>
-      <w:bookmarkStart w:id="34" w:name="_Toc197892270"/>
+      <w:bookmarkStart w:id="32" w:name="_Toc197865833"/>
+      <w:bookmarkStart w:id="33" w:name="_Toc197892270"/>
+      <w:bookmarkEnd w:id="32"/>
       <w:bookmarkEnd w:id="33"/>
-      <w:bookmarkEnd w:id="34"/>
     </w:p>
     <w:p>
       <w:pPr>
@@ -10082,17 +10236,17 @@
           <w14:ligatures w14:val="none"/>
         </w:rPr>
       </w:pPr>
-      <w:bookmarkStart w:id="35" w:name="_Toc183982055"/>
-      <w:bookmarkStart w:id="36" w:name="_Toc183985057"/>
-      <w:bookmarkStart w:id="37" w:name="_Toc183986722"/>
-      <w:bookmarkStart w:id="38" w:name="_Toc186540113"/>
-      <w:bookmarkStart w:id="39" w:name="_Toc197892274"/>
-      <w:bookmarkStart w:id="40" w:name="_Toc154520410"/>
+      <w:bookmarkStart w:id="34" w:name="_Toc183982055"/>
+      <w:bookmarkStart w:id="35" w:name="_Toc183985057"/>
+      <w:bookmarkStart w:id="36" w:name="_Toc183986722"/>
+      <w:bookmarkStart w:id="37" w:name="_Toc186540113"/>
+      <w:bookmarkStart w:id="38" w:name="_Toc197892274"/>
+      <w:bookmarkStart w:id="39" w:name="_Toc154520410"/>
+      <w:bookmarkEnd w:id="34"/>
       <w:bookmarkEnd w:id="35"/>
       <w:bookmarkEnd w:id="36"/>
       <w:bookmarkEnd w:id="37"/>
       <w:bookmarkEnd w:id="38"/>
-      <w:bookmarkEnd w:id="39"/>
     </w:p>
     <w:p>
       <w:pPr>
@@ -10114,16 +10268,16 @@
           <w14:ligatures w14:val="none"/>
         </w:rPr>
       </w:pPr>
-      <w:bookmarkStart w:id="41" w:name="_Toc183982056"/>
-      <w:bookmarkStart w:id="42" w:name="_Toc183985058"/>
-      <w:bookmarkStart w:id="43" w:name="_Toc183986723"/>
-      <w:bookmarkStart w:id="44" w:name="_Toc186540114"/>
-      <w:bookmarkStart w:id="45" w:name="_Toc197892275"/>
+      <w:bookmarkStart w:id="40" w:name="_Toc183982056"/>
+      <w:bookmarkStart w:id="41" w:name="_Toc183985058"/>
+      <w:bookmarkStart w:id="42" w:name="_Toc183986723"/>
+      <w:bookmarkStart w:id="43" w:name="_Toc186540114"/>
+      <w:bookmarkStart w:id="44" w:name="_Toc197892275"/>
+      <w:bookmarkEnd w:id="40"/>
       <w:bookmarkEnd w:id="41"/>
       <w:bookmarkEnd w:id="42"/>
       <w:bookmarkEnd w:id="43"/>
       <w:bookmarkEnd w:id="44"/>
-      <w:bookmarkEnd w:id="45"/>
     </w:p>
     <w:p>
       <w:pPr>
@@ -10145,16 +10299,16 @@
           <w14:ligatures w14:val="none"/>
         </w:rPr>
       </w:pPr>
-      <w:bookmarkStart w:id="46" w:name="_Toc183982057"/>
-      <w:bookmarkStart w:id="47" w:name="_Toc183985059"/>
-      <w:bookmarkStart w:id="48" w:name="_Toc183986724"/>
-      <w:bookmarkStart w:id="49" w:name="_Toc186540115"/>
-      <w:bookmarkStart w:id="50" w:name="_Toc197892276"/>
+      <w:bookmarkStart w:id="45" w:name="_Toc183982057"/>
+      <w:bookmarkStart w:id="46" w:name="_Toc183985059"/>
+      <w:bookmarkStart w:id="47" w:name="_Toc183986724"/>
+      <w:bookmarkStart w:id="48" w:name="_Toc186540115"/>
+      <w:bookmarkStart w:id="49" w:name="_Toc197892276"/>
+      <w:bookmarkEnd w:id="45"/>
       <w:bookmarkEnd w:id="46"/>
       <w:bookmarkEnd w:id="47"/>
       <w:bookmarkEnd w:id="48"/>
       <w:bookmarkEnd w:id="49"/>
-      <w:bookmarkEnd w:id="50"/>
     </w:p>
     <w:p>
       <w:pPr>
@@ -10176,18 +10330,18 @@
           <w14:ligatures w14:val="none"/>
         </w:rPr>
       </w:pPr>
-      <w:bookmarkStart w:id="51" w:name="_Toc183982058"/>
-      <w:bookmarkStart w:id="52" w:name="_Toc183985060"/>
-      <w:bookmarkStart w:id="53" w:name="_Toc183986725"/>
-      <w:bookmarkStart w:id="54" w:name="_Toc186540116"/>
-      <w:bookmarkStart w:id="55" w:name="_Toc197865839"/>
-      <w:bookmarkStart w:id="56" w:name="_Toc197892277"/>
+      <w:bookmarkStart w:id="50" w:name="_Toc183982058"/>
+      <w:bookmarkStart w:id="51" w:name="_Toc183985060"/>
+      <w:bookmarkStart w:id="52" w:name="_Toc183986725"/>
+      <w:bookmarkStart w:id="53" w:name="_Toc186540116"/>
+      <w:bookmarkStart w:id="54" w:name="_Toc197865839"/>
+      <w:bookmarkStart w:id="55" w:name="_Toc197892277"/>
+      <w:bookmarkEnd w:id="50"/>
       <w:bookmarkEnd w:id="51"/>
       <w:bookmarkEnd w:id="52"/>
       <w:bookmarkEnd w:id="53"/>
       <w:bookmarkEnd w:id="54"/>
       <w:bookmarkEnd w:id="55"/>
-      <w:bookmarkEnd w:id="56"/>
     </w:p>
     <w:p>
       <w:pPr>
@@ -10209,18 +10363,18 @@
           <w14:ligatures w14:val="none"/>
         </w:rPr>
       </w:pPr>
-      <w:bookmarkStart w:id="57" w:name="_Toc183982059"/>
-      <w:bookmarkStart w:id="58" w:name="_Toc183985061"/>
-      <w:bookmarkStart w:id="59" w:name="_Toc183986726"/>
-      <w:bookmarkStart w:id="60" w:name="_Toc186540117"/>
-      <w:bookmarkStart w:id="61" w:name="_Toc197865840"/>
-      <w:bookmarkStart w:id="62" w:name="_Toc197892278"/>
+      <w:bookmarkStart w:id="56" w:name="_Toc183982059"/>
+      <w:bookmarkStart w:id="57" w:name="_Toc183985061"/>
+      <w:bookmarkStart w:id="58" w:name="_Toc183986726"/>
+      <w:bookmarkStart w:id="59" w:name="_Toc186540117"/>
+      <w:bookmarkStart w:id="60" w:name="_Toc197865840"/>
+      <w:bookmarkStart w:id="61" w:name="_Toc197892278"/>
+      <w:bookmarkEnd w:id="56"/>
       <w:bookmarkEnd w:id="57"/>
       <w:bookmarkEnd w:id="58"/>
       <w:bookmarkEnd w:id="59"/>
       <w:bookmarkEnd w:id="60"/>
       <w:bookmarkEnd w:id="61"/>
-      <w:bookmarkEnd w:id="62"/>
     </w:p>
     <w:p>
       <w:pPr>
@@ -10242,32 +10396,32 @@
           <w14:ligatures w14:val="none"/>
         </w:rPr>
       </w:pPr>
-      <w:bookmarkStart w:id="63" w:name="_Toc183982060"/>
-      <w:bookmarkStart w:id="64" w:name="_Toc183985062"/>
-      <w:bookmarkStart w:id="65" w:name="_Toc183986727"/>
-      <w:bookmarkStart w:id="66" w:name="_Toc186540118"/>
-      <w:bookmarkStart w:id="67" w:name="_Toc197865841"/>
-      <w:bookmarkStart w:id="68" w:name="_Toc197892279"/>
+      <w:bookmarkStart w:id="62" w:name="_Toc183982060"/>
+      <w:bookmarkStart w:id="63" w:name="_Toc183985062"/>
+      <w:bookmarkStart w:id="64" w:name="_Toc183986727"/>
+      <w:bookmarkStart w:id="65" w:name="_Toc186540118"/>
+      <w:bookmarkStart w:id="66" w:name="_Toc197865841"/>
+      <w:bookmarkStart w:id="67" w:name="_Toc197892279"/>
+      <w:bookmarkEnd w:id="62"/>
       <w:bookmarkEnd w:id="63"/>
       <w:bookmarkEnd w:id="64"/>
       <w:bookmarkEnd w:id="65"/>
       <w:bookmarkEnd w:id="66"/>
       <w:bookmarkEnd w:id="67"/>
+    </w:p>
+    <w:p>
+      <w:pPr>
+        <w:pStyle w:val="Heading2"/>
+        <w:rPr>
+          <w:bCs/>
+        </w:rPr>
+      </w:pPr>
+      <w:bookmarkStart w:id="68" w:name="_Toc215310339"/>
+      <w:bookmarkEnd w:id="39"/>
+      <w:r>
+        <w:t>Phân tích hệ thống</w:t>
+      </w:r>
       <w:bookmarkEnd w:id="68"/>
-    </w:p>
-    <w:p>
-      <w:pPr>
-        <w:pStyle w:val="Heading2"/>
-        <w:rPr>
-          <w:bCs/>
-        </w:rPr>
-      </w:pPr>
-      <w:bookmarkStart w:id="69" w:name="_Toc215310339"/>
-      <w:bookmarkEnd w:id="40"/>
-      <w:r>
-        <w:t>Phân tích hệ thống</w:t>
-      </w:r>
-      <w:bookmarkEnd w:id="69"/>
     </w:p>
     <w:p>
       <w:pPr>
@@ -10288,10 +10442,10 @@
           <w:noProof/>
         </w:rPr>
         <w:drawing>
-          <wp:inline distT="0" distB="0" distL="0" distR="0" wp14:anchorId="3916616A" wp14:editId="359AFF23">
-            <wp:extent cx="5760720" cy="4186058"/>
-            <wp:effectExtent l="0" t="0" r="0" b="5080"/>
-            <wp:docPr id="12" name="Picture 12"/>
+          <wp:inline distT="0" distB="0" distL="0" distR="0" wp14:anchorId="3FB4115F" wp14:editId="302F207C">
+            <wp:extent cx="5756910" cy="4651375"/>
+            <wp:effectExtent l="0" t="0" r="0" b="0"/>
+            <wp:docPr id="44" name="Picture 44" descr="C:\Users\Admin\OneDrive\Documents\dumps\ZPJFIiD04CRlWRp3q8jww0j8BOtzWuMsLbl1wzfTDul9fcGt88WdNy0N41HlYY1uCY8UKdoFl8d9fccITaKtfyp-lfblCaDQGY9V1gvZ6f99Xu3Lh-yZGJ3qcEH42B3cSwZ3YI3GJkBGOOZwo3KDqt38kGJfWS-eBG4pdymaytXwLJnf476QPAvPs6KSUW5NcAZ1bMb.png"/>
             <wp:cNvGraphicFramePr>
               <a:graphicFrameLocks xmlns:a="http://schemas.openxmlformats.org/drawingml/2006/main" noChangeAspect="1"/>
             </wp:cNvGraphicFramePr>
@@ -10299,30 +10453,36 @@
               <a:graphicData uri="http://schemas.openxmlformats.org/drawingml/2006/picture">
                 <pic:pic xmlns:pic="http://schemas.openxmlformats.org/drawingml/2006/picture">
                   <pic:nvPicPr>
-                    <pic:cNvPr id="1" name=""/>
-                    <pic:cNvPicPr/>
+                    <pic:cNvPr id="0" name="Picture 13" descr="C:\Users\Admin\OneDrive\Documents\dumps\ZPJFIiD04CRlWRp3q8jww0j8BOtzWuMsLbl1wzfTDul9fcGt88WdNy0N41HlYY1uCY8UKdoFl8d9fccITaKtfyp-lfblCaDQGY9V1gvZ6f99Xu3Lh-yZGJ3qcEH42B3cSwZ3YI3GJkBGOOZwo3KDqt38kGJfWS-eBG4pdymaytXwLJnf476QPAvPs6KSUW5NcAZ1bMb.png"/>
+                    <pic:cNvPicPr>
+                      <a:picLocks noChangeAspect="1" noChangeArrowheads="1"/>
+                    </pic:cNvPicPr>
                   </pic:nvPicPr>
-                  <pic:blipFill rotWithShape="1">
-                    <a:blip r:embed="rId20"/>
-                    <a:srcRect t="2410"/>
-                    <a:stretch/>
+                  <pic:blipFill>
+                    <a:blip r:embed="rId20">
+                      <a:extLst>
+                        <a:ext uri="{28A0092B-C50C-407E-A947-70E740481C1C}">
+                          <a14:useLocalDpi xmlns:a14="http://schemas.microsoft.com/office/drawing/2010/main" val="0"/>
+                        </a:ext>
+                      </a:extLst>
+                    </a:blip>
+                    <a:srcRect/>
+                    <a:stretch>
+                      <a:fillRect/>
+                    </a:stretch>
                   </pic:blipFill>
                   <pic:spPr bwMode="auto">
                     <a:xfrm>
                       <a:off x="0" y="0"/>
-                      <a:ext cx="5760720" cy="4186058"/>
+                      <a:ext cx="5756910" cy="4651375"/>
                     </a:xfrm>
                     <a:prstGeom prst="rect">
                       <a:avLst/>
                     </a:prstGeom>
+                    <a:noFill/>
                     <a:ln>
                       <a:noFill/>
                     </a:ln>
-                    <a:extLst>
-                      <a:ext uri="{53640926-AAD7-44D8-BBD7-CCE9431645EC}">
-                        <a14:shadowObscured xmlns:a14="http://schemas.microsoft.com/office/drawing/2010/main"/>
-                      </a:ext>
-                    </a:extLst>
                   </pic:spPr>
                 </pic:pic>
               </a:graphicData>
@@ -10330,6 +10490,8 @@
           </wp:inline>
         </w:drawing>
       </w:r>
+      <w:bookmarkStart w:id="69" w:name="_GoBack"/>
+      <w:bookmarkEnd w:id="69"/>
     </w:p>
     <w:p>
       <w:pPr>
@@ -10341,25 +10503,51 @@
       <w:r>
         <w:t xml:space="preserve">Hình </w:t>
       </w:r>
-      <w:fldSimple w:instr=" STYLEREF 1 \s ">
-        <w:r>
-          <w:rPr>
-            <w:noProof/>
-          </w:rPr>
-          <w:t>3</w:t>
-        </w:r>
-      </w:fldSimple>
+      <w:r>
+        <w:fldChar w:fldCharType="begin"/>
+      </w:r>
+      <w:r>
+        <w:instrText xml:space="preserve"> STYLEREF 1 \s </w:instrText>
+      </w:r>
+      <w:r>
+        <w:fldChar w:fldCharType="separate"/>
+      </w:r>
+      <w:r>
+        <w:rPr>
+          <w:noProof/>
+        </w:rPr>
+        <w:t>3</w:t>
+      </w:r>
+      <w:r>
+        <w:rPr>
+          <w:noProof/>
+        </w:rPr>
+        <w:fldChar w:fldCharType="end"/>
+      </w:r>
       <w:r>
         <w:t>.</w:t>
       </w:r>
-      <w:fldSimple w:instr=" SEQ Hình \* ARABIC \s 1 ">
-        <w:r>
-          <w:rPr>
-            <w:noProof/>
-          </w:rPr>
-          <w:t>1</w:t>
-        </w:r>
-      </w:fldSimple>
+      <w:r>
+        <w:fldChar w:fldCharType="begin"/>
+      </w:r>
+      <w:r>
+        <w:instrText xml:space="preserve"> SEQ Hình \* ARABIC \s 1 </w:instrText>
+      </w:r>
+      <w:r>
+        <w:fldChar w:fldCharType="separate"/>
+      </w:r>
+      <w:r>
+        <w:rPr>
+          <w:noProof/>
+        </w:rPr>
+        <w:t>1</w:t>
+      </w:r>
+      <w:r>
+        <w:rPr>
+          <w:noProof/>
+        </w:rPr>
+        <w:fldChar w:fldCharType="end"/>
+      </w:r>
       <w:r>
         <w:t xml:space="preserve"> Sơ đồ usecase admin</w:t>
       </w:r>
@@ -10430,25 +10618,51 @@
       <w:r>
         <w:t xml:space="preserve">Hình </w:t>
       </w:r>
-      <w:fldSimple w:instr=" STYLEREF 1 \s ">
-        <w:r>
-          <w:rPr>
-            <w:noProof/>
-          </w:rPr>
-          <w:t>3</w:t>
-        </w:r>
-      </w:fldSimple>
+      <w:r>
+        <w:fldChar w:fldCharType="begin"/>
+      </w:r>
+      <w:r>
+        <w:instrText xml:space="preserve"> STYLEREF 1 \s </w:instrText>
+      </w:r>
+      <w:r>
+        <w:fldChar w:fldCharType="separate"/>
+      </w:r>
+      <w:r>
+        <w:rPr>
+          <w:noProof/>
+        </w:rPr>
+        <w:t>3</w:t>
+      </w:r>
+      <w:r>
+        <w:rPr>
+          <w:noProof/>
+        </w:rPr>
+        <w:fldChar w:fldCharType="end"/>
+      </w:r>
       <w:r>
         <w:t>.</w:t>
       </w:r>
-      <w:fldSimple w:instr=" SEQ Hình \* ARABIC \s 1 ">
-        <w:r>
-          <w:rPr>
-            <w:noProof/>
-          </w:rPr>
-          <w:t>2</w:t>
-        </w:r>
-      </w:fldSimple>
+      <w:r>
+        <w:fldChar w:fldCharType="begin"/>
+      </w:r>
+      <w:r>
+        <w:instrText xml:space="preserve"> SEQ Hình \* ARABIC \s 1 </w:instrText>
+      </w:r>
+      <w:r>
+        <w:fldChar w:fldCharType="separate"/>
+      </w:r>
+      <w:r>
+        <w:rPr>
+          <w:noProof/>
+        </w:rPr>
+        <w:t>2</w:t>
+      </w:r>
+      <w:r>
+        <w:rPr>
+          <w:noProof/>
+        </w:rPr>
+        <w:fldChar w:fldCharType="end"/>
+      </w:r>
       <w:r>
         <w:t xml:space="preserve"> Sơ đồ usecase user</w:t>
       </w:r>
@@ -10542,25 +10756,51 @@
       <w:r>
         <w:t xml:space="preserve">Hình </w:t>
       </w:r>
-      <w:fldSimple w:instr=" STYLEREF 1 \s ">
-        <w:r>
-          <w:rPr>
-            <w:noProof/>
-          </w:rPr>
-          <w:t>3</w:t>
-        </w:r>
-      </w:fldSimple>
+      <w:r>
+        <w:fldChar w:fldCharType="begin"/>
+      </w:r>
+      <w:r>
+        <w:instrText xml:space="preserve"> STYLEREF 1 \s </w:instrText>
+      </w:r>
+      <w:r>
+        <w:fldChar w:fldCharType="separate"/>
+      </w:r>
+      <w:r>
+        <w:rPr>
+          <w:noProof/>
+        </w:rPr>
+        <w:t>3</w:t>
+      </w:r>
+      <w:r>
+        <w:rPr>
+          <w:noProof/>
+        </w:rPr>
+        <w:fldChar w:fldCharType="end"/>
+      </w:r>
       <w:r>
         <w:t>.</w:t>
       </w:r>
-      <w:fldSimple w:instr=" SEQ Hình \* ARABIC \s 1 ">
-        <w:r>
-          <w:rPr>
-            <w:noProof/>
-          </w:rPr>
-          <w:t>3</w:t>
-        </w:r>
-      </w:fldSimple>
+      <w:r>
+        <w:fldChar w:fldCharType="begin"/>
+      </w:r>
+      <w:r>
+        <w:instrText xml:space="preserve"> SEQ Hình \* ARABIC \s 1 </w:instrText>
+      </w:r>
+      <w:r>
+        <w:fldChar w:fldCharType="separate"/>
+      </w:r>
+      <w:r>
+        <w:rPr>
+          <w:noProof/>
+        </w:rPr>
+        <w:t>3</w:t>
+      </w:r>
+      <w:r>
+        <w:rPr>
+          <w:noProof/>
+        </w:rPr>
+        <w:fldChar w:fldCharType="end"/>
+      </w:r>
       <w:r>
         <w:t xml:space="preserve"> Class diagram</w:t>
       </w:r>
@@ -10636,25 +10876,51 @@
       <w:r>
         <w:t xml:space="preserve">Hình </w:t>
       </w:r>
-      <w:fldSimple w:instr=" STYLEREF 1 \s ">
-        <w:r>
-          <w:rPr>
-            <w:noProof/>
-          </w:rPr>
-          <w:t>3</w:t>
-        </w:r>
-      </w:fldSimple>
+      <w:r>
+        <w:fldChar w:fldCharType="begin"/>
+      </w:r>
+      <w:r>
+        <w:instrText xml:space="preserve"> STYLEREF 1 \s </w:instrText>
+      </w:r>
+      <w:r>
+        <w:fldChar w:fldCharType="separate"/>
+      </w:r>
+      <w:r>
+        <w:rPr>
+          <w:noProof/>
+        </w:rPr>
+        <w:t>3</w:t>
+      </w:r>
+      <w:r>
+        <w:rPr>
+          <w:noProof/>
+        </w:rPr>
+        <w:fldChar w:fldCharType="end"/>
+      </w:r>
       <w:r>
         <w:t>.</w:t>
       </w:r>
-      <w:fldSimple w:instr=" SEQ Hình \* ARABIC \s 1 ">
-        <w:r>
-          <w:rPr>
-            <w:noProof/>
-          </w:rPr>
-          <w:t>4</w:t>
-        </w:r>
-      </w:fldSimple>
+      <w:r>
+        <w:fldChar w:fldCharType="begin"/>
+      </w:r>
+      <w:r>
+        <w:instrText xml:space="preserve"> SEQ Hình \* ARABIC \s 1 </w:instrText>
+      </w:r>
+      <w:r>
+        <w:fldChar w:fldCharType="separate"/>
+      </w:r>
+      <w:r>
+        <w:rPr>
+          <w:noProof/>
+        </w:rPr>
+        <w:t>4</w:t>
+      </w:r>
+      <w:r>
+        <w:rPr>
+          <w:noProof/>
+        </w:rPr>
+        <w:fldChar w:fldCharType="end"/>
+      </w:r>
       <w:r>
         <w:t xml:space="preserve"> Sequence diagram của chức năng đăng nhập</w:t>
       </w:r>
@@ -10866,25 +11132,51 @@
       <w:r>
         <w:t xml:space="preserve">Hình </w:t>
       </w:r>
-      <w:fldSimple w:instr=" STYLEREF 1 \s ">
-        <w:r>
-          <w:rPr>
-            <w:noProof/>
-          </w:rPr>
-          <w:t>3</w:t>
-        </w:r>
-      </w:fldSimple>
+      <w:r>
+        <w:fldChar w:fldCharType="begin"/>
+      </w:r>
+      <w:r>
+        <w:instrText xml:space="preserve"> STYLEREF 1 \s </w:instrText>
+      </w:r>
+      <w:r>
+        <w:fldChar w:fldCharType="separate"/>
+      </w:r>
+      <w:r>
+        <w:rPr>
+          <w:noProof/>
+        </w:rPr>
+        <w:t>3</w:t>
+      </w:r>
+      <w:r>
+        <w:rPr>
+          <w:noProof/>
+        </w:rPr>
+        <w:fldChar w:fldCharType="end"/>
+      </w:r>
       <w:r>
         <w:t>.</w:t>
       </w:r>
-      <w:fldSimple w:instr=" SEQ Hình \* ARABIC \s 1 ">
-        <w:r>
-          <w:rPr>
-            <w:noProof/>
-          </w:rPr>
-          <w:t>5</w:t>
-        </w:r>
-      </w:fldSimple>
+      <w:r>
+        <w:fldChar w:fldCharType="begin"/>
+      </w:r>
+      <w:r>
+        <w:instrText xml:space="preserve"> SEQ Hình \* ARABIC \s 1 </w:instrText>
+      </w:r>
+      <w:r>
+        <w:fldChar w:fldCharType="separate"/>
+      </w:r>
+      <w:r>
+        <w:rPr>
+          <w:noProof/>
+        </w:rPr>
+        <w:t>5</w:t>
+      </w:r>
+      <w:r>
+        <w:rPr>
+          <w:noProof/>
+        </w:rPr>
+        <w:fldChar w:fldCharType="end"/>
+      </w:r>
       <w:r>
         <w:t xml:space="preserve"> Sequence diagram của chức năng đăng kí</w:t>
       </w:r>
@@ -11049,25 +11341,51 @@
       <w:r>
         <w:t xml:space="preserve">Hình </w:t>
       </w:r>
-      <w:fldSimple w:instr=" STYLEREF 1 \s ">
-        <w:r>
-          <w:rPr>
-            <w:noProof/>
-          </w:rPr>
-          <w:t>3</w:t>
-        </w:r>
-      </w:fldSimple>
+      <w:r>
+        <w:fldChar w:fldCharType="begin"/>
+      </w:r>
+      <w:r>
+        <w:instrText xml:space="preserve"> STYLEREF 1 \s </w:instrText>
+      </w:r>
+      <w:r>
+        <w:fldChar w:fldCharType="separate"/>
+      </w:r>
+      <w:r>
+        <w:rPr>
+          <w:noProof/>
+        </w:rPr>
+        <w:t>3</w:t>
+      </w:r>
+      <w:r>
+        <w:rPr>
+          <w:noProof/>
+        </w:rPr>
+        <w:fldChar w:fldCharType="end"/>
+      </w:r>
       <w:r>
         <w:t>.</w:t>
       </w:r>
-      <w:fldSimple w:instr=" SEQ Hình \* ARABIC \s 1 ">
-        <w:r>
-          <w:rPr>
-            <w:noProof/>
-          </w:rPr>
-          <w:t>6</w:t>
-        </w:r>
-      </w:fldSimple>
+      <w:r>
+        <w:fldChar w:fldCharType="begin"/>
+      </w:r>
+      <w:r>
+        <w:instrText xml:space="preserve"> SEQ Hình \* ARABIC \s 1 </w:instrText>
+      </w:r>
+      <w:r>
+        <w:fldChar w:fldCharType="separate"/>
+      </w:r>
+      <w:r>
+        <w:rPr>
+          <w:noProof/>
+        </w:rPr>
+        <w:t>6</w:t>
+      </w:r>
+      <w:r>
+        <w:rPr>
+          <w:noProof/>
+        </w:rPr>
+        <w:fldChar w:fldCharType="end"/>
+      </w:r>
       <w:r>
         <w:t xml:space="preserve"> Sequence diagram đề xuất kế hoạch tập luyện</w:t>
       </w:r>
@@ -11323,25 +11641,51 @@
       <w:r>
         <w:t xml:space="preserve">Hình </w:t>
       </w:r>
-      <w:fldSimple w:instr=" STYLEREF 1 \s ">
-        <w:r>
-          <w:rPr>
-            <w:noProof/>
-          </w:rPr>
-          <w:t>3</w:t>
-        </w:r>
-      </w:fldSimple>
+      <w:r>
+        <w:fldChar w:fldCharType="begin"/>
+      </w:r>
+      <w:r>
+        <w:instrText xml:space="preserve"> STYLEREF 1 \s </w:instrText>
+      </w:r>
+      <w:r>
+        <w:fldChar w:fldCharType="separate"/>
+      </w:r>
+      <w:r>
+        <w:rPr>
+          <w:noProof/>
+        </w:rPr>
+        <w:t>3</w:t>
+      </w:r>
+      <w:r>
+        <w:rPr>
+          <w:noProof/>
+        </w:rPr>
+        <w:fldChar w:fldCharType="end"/>
+      </w:r>
       <w:r>
         <w:t>.</w:t>
       </w:r>
-      <w:fldSimple w:instr=" SEQ Hình \* ARABIC \s 1 ">
-        <w:r>
-          <w:rPr>
-            <w:noProof/>
-          </w:rPr>
-          <w:t>7</w:t>
-        </w:r>
-      </w:fldSimple>
+      <w:r>
+        <w:fldChar w:fldCharType="begin"/>
+      </w:r>
+      <w:r>
+        <w:instrText xml:space="preserve"> SEQ Hình \* ARABIC \s 1 </w:instrText>
+      </w:r>
+      <w:r>
+        <w:fldChar w:fldCharType="separate"/>
+      </w:r>
+      <w:r>
+        <w:rPr>
+          <w:noProof/>
+        </w:rPr>
+        <w:t>7</w:t>
+      </w:r>
+      <w:r>
+        <w:rPr>
+          <w:noProof/>
+        </w:rPr>
+        <w:fldChar w:fldCharType="end"/>
+      </w:r>
       <w:r>
         <w:t xml:space="preserve"> Sequence diagram </w:t>
       </w:r>
@@ -11607,25 +11951,51 @@
       <w:r>
         <w:t xml:space="preserve">Hình </w:t>
       </w:r>
-      <w:fldSimple w:instr=" STYLEREF 1 \s ">
-        <w:r>
-          <w:rPr>
-            <w:noProof/>
-          </w:rPr>
-          <w:t>3</w:t>
-        </w:r>
-      </w:fldSimple>
+      <w:r>
+        <w:fldChar w:fldCharType="begin"/>
+      </w:r>
+      <w:r>
+        <w:instrText xml:space="preserve"> STYLEREF 1 \s </w:instrText>
+      </w:r>
+      <w:r>
+        <w:fldChar w:fldCharType="separate"/>
+      </w:r>
+      <w:r>
+        <w:rPr>
+          <w:noProof/>
+        </w:rPr>
+        <w:t>3</w:t>
+      </w:r>
+      <w:r>
+        <w:rPr>
+          <w:noProof/>
+        </w:rPr>
+        <w:fldChar w:fldCharType="end"/>
+      </w:r>
       <w:r>
         <w:t>.</w:t>
       </w:r>
-      <w:fldSimple w:instr=" SEQ Hình \* ARABIC \s 1 ">
-        <w:r>
-          <w:rPr>
-            <w:noProof/>
-          </w:rPr>
-          <w:t>8</w:t>
-        </w:r>
-      </w:fldSimple>
+      <w:r>
+        <w:fldChar w:fldCharType="begin"/>
+      </w:r>
+      <w:r>
+        <w:instrText xml:space="preserve"> SEQ Hình \* ARABIC \s 1 </w:instrText>
+      </w:r>
+      <w:r>
+        <w:fldChar w:fldCharType="separate"/>
+      </w:r>
+      <w:r>
+        <w:rPr>
+          <w:noProof/>
+        </w:rPr>
+        <w:t>8</w:t>
+      </w:r>
+      <w:r>
+        <w:rPr>
+          <w:noProof/>
+        </w:rPr>
+        <w:fldChar w:fldCharType="end"/>
+      </w:r>
       <w:r>
         <w:t xml:space="preserve"> Sequence diagram </w:t>
       </w:r>
@@ -12021,25 +12391,51 @@
       <w:r>
         <w:t xml:space="preserve">Hình </w:t>
       </w:r>
-      <w:fldSimple w:instr=" STYLEREF 1 \s ">
-        <w:r>
-          <w:rPr>
-            <w:noProof/>
-          </w:rPr>
-          <w:t>3</w:t>
-        </w:r>
-      </w:fldSimple>
+      <w:r>
+        <w:fldChar w:fldCharType="begin"/>
+      </w:r>
+      <w:r>
+        <w:instrText xml:space="preserve"> STYLEREF 1 \s </w:instrText>
+      </w:r>
+      <w:r>
+        <w:fldChar w:fldCharType="separate"/>
+      </w:r>
+      <w:r>
+        <w:rPr>
+          <w:noProof/>
+        </w:rPr>
+        <w:t>3</w:t>
+      </w:r>
+      <w:r>
+        <w:rPr>
+          <w:noProof/>
+        </w:rPr>
+        <w:fldChar w:fldCharType="end"/>
+      </w:r>
       <w:r>
         <w:t>.</w:t>
       </w:r>
-      <w:fldSimple w:instr=" SEQ Hình \* ARABIC \s 1 ">
-        <w:r>
-          <w:rPr>
-            <w:noProof/>
-          </w:rPr>
-          <w:t>9</w:t>
-        </w:r>
-      </w:fldSimple>
+      <w:r>
+        <w:fldChar w:fldCharType="begin"/>
+      </w:r>
+      <w:r>
+        <w:instrText xml:space="preserve"> SEQ Hình \* ARABIC \s 1 </w:instrText>
+      </w:r>
+      <w:r>
+        <w:fldChar w:fldCharType="separate"/>
+      </w:r>
+      <w:r>
+        <w:rPr>
+          <w:noProof/>
+        </w:rPr>
+        <w:t>9</w:t>
+      </w:r>
+      <w:r>
+        <w:rPr>
+          <w:noProof/>
+        </w:rPr>
+        <w:fldChar w:fldCharType="end"/>
+      </w:r>
       <w:r>
         <w:t xml:space="preserve"> Sequence diagram </w:t>
       </w:r>
@@ -12599,25 +12995,51 @@
       <w:r>
         <w:t xml:space="preserve">Hình </w:t>
       </w:r>
-      <w:fldSimple w:instr=" STYLEREF 1 \s ">
-        <w:r>
-          <w:rPr>
-            <w:noProof/>
-          </w:rPr>
-          <w:t>3</w:t>
-        </w:r>
-      </w:fldSimple>
+      <w:r>
+        <w:fldChar w:fldCharType="begin"/>
+      </w:r>
+      <w:r>
+        <w:instrText xml:space="preserve"> STYLEREF 1 \s </w:instrText>
+      </w:r>
+      <w:r>
+        <w:fldChar w:fldCharType="separate"/>
+      </w:r>
+      <w:r>
+        <w:rPr>
+          <w:noProof/>
+        </w:rPr>
+        <w:t>3</w:t>
+      </w:r>
+      <w:r>
+        <w:rPr>
+          <w:noProof/>
+        </w:rPr>
+        <w:fldChar w:fldCharType="end"/>
+      </w:r>
       <w:r>
         <w:t>.</w:t>
       </w:r>
-      <w:fldSimple w:instr=" SEQ Hình \* ARABIC \s 1 ">
-        <w:r>
-          <w:rPr>
-            <w:noProof/>
-          </w:rPr>
-          <w:t>10</w:t>
-        </w:r>
-      </w:fldSimple>
+      <w:r>
+        <w:fldChar w:fldCharType="begin"/>
+      </w:r>
+      <w:r>
+        <w:instrText xml:space="preserve"> SEQ Hình \* ARABIC \s 1 </w:instrText>
+      </w:r>
+      <w:r>
+        <w:fldChar w:fldCharType="separate"/>
+      </w:r>
+      <w:r>
+        <w:rPr>
+          <w:noProof/>
+        </w:rPr>
+        <w:t>10</w:t>
+      </w:r>
+      <w:r>
+        <w:rPr>
+          <w:noProof/>
+        </w:rPr>
+        <w:fldChar w:fldCharType="end"/>
+      </w:r>
       <w:r>
         <w:t xml:space="preserve"> Sequence diagram đánh giá tư thế qua ảnh</w:t>
       </w:r>
@@ -12767,25 +13189,51 @@
       <w:r>
         <w:t xml:space="preserve">Hình </w:t>
       </w:r>
-      <w:fldSimple w:instr=" STYLEREF 1 \s ">
-        <w:r>
-          <w:rPr>
-            <w:noProof/>
-          </w:rPr>
-          <w:t>3</w:t>
-        </w:r>
-      </w:fldSimple>
+      <w:r>
+        <w:fldChar w:fldCharType="begin"/>
+      </w:r>
+      <w:r>
+        <w:instrText xml:space="preserve"> STYLEREF 1 \s </w:instrText>
+      </w:r>
+      <w:r>
+        <w:fldChar w:fldCharType="separate"/>
+      </w:r>
+      <w:r>
+        <w:rPr>
+          <w:noProof/>
+        </w:rPr>
+        <w:t>3</w:t>
+      </w:r>
+      <w:r>
+        <w:rPr>
+          <w:noProof/>
+        </w:rPr>
+        <w:fldChar w:fldCharType="end"/>
+      </w:r>
       <w:r>
         <w:t>.</w:t>
       </w:r>
-      <w:fldSimple w:instr=" SEQ Hình \* ARABIC \s 1 ">
-        <w:r>
-          <w:rPr>
-            <w:noProof/>
-          </w:rPr>
-          <w:t>11</w:t>
-        </w:r>
-      </w:fldSimple>
+      <w:r>
+        <w:fldChar w:fldCharType="begin"/>
+      </w:r>
+      <w:r>
+        <w:instrText xml:space="preserve"> SEQ Hình \* ARABIC \s 1 </w:instrText>
+      </w:r>
+      <w:r>
+        <w:fldChar w:fldCharType="separate"/>
+      </w:r>
+      <w:r>
+        <w:rPr>
+          <w:noProof/>
+        </w:rPr>
+        <w:t>11</w:t>
+      </w:r>
+      <w:r>
+        <w:rPr>
+          <w:noProof/>
+        </w:rPr>
+        <w:fldChar w:fldCharType="end"/>
+      </w:r>
       <w:r>
         <w:t xml:space="preserve"> Sequence diagram chatbot AI</w:t>
       </w:r>
@@ -12929,25 +13377,51 @@
       <w:r>
         <w:t xml:space="preserve">Hình </w:t>
       </w:r>
-      <w:fldSimple w:instr=" STYLEREF 1 \s ">
-        <w:r>
-          <w:rPr>
-            <w:noProof/>
-          </w:rPr>
-          <w:t>3</w:t>
-        </w:r>
-      </w:fldSimple>
+      <w:r>
+        <w:fldChar w:fldCharType="begin"/>
+      </w:r>
+      <w:r>
+        <w:instrText xml:space="preserve"> STYLEREF 1 \s </w:instrText>
+      </w:r>
+      <w:r>
+        <w:fldChar w:fldCharType="separate"/>
+      </w:r>
+      <w:r>
+        <w:rPr>
+          <w:noProof/>
+        </w:rPr>
+        <w:t>3</w:t>
+      </w:r>
+      <w:r>
+        <w:rPr>
+          <w:noProof/>
+        </w:rPr>
+        <w:fldChar w:fldCharType="end"/>
+      </w:r>
       <w:r>
         <w:t>.</w:t>
       </w:r>
-      <w:fldSimple w:instr=" SEQ Hình \* ARABIC \s 1 ">
-        <w:r>
-          <w:rPr>
-            <w:noProof/>
-          </w:rPr>
-          <w:t>12</w:t>
-        </w:r>
-      </w:fldSimple>
+      <w:r>
+        <w:fldChar w:fldCharType="begin"/>
+      </w:r>
+      <w:r>
+        <w:instrText xml:space="preserve"> SEQ Hình \* ARABIC \s 1 </w:instrText>
+      </w:r>
+      <w:r>
+        <w:fldChar w:fldCharType="separate"/>
+      </w:r>
+      <w:r>
+        <w:rPr>
+          <w:noProof/>
+        </w:rPr>
+        <w:t>12</w:t>
+      </w:r>
+      <w:r>
+        <w:rPr>
+          <w:noProof/>
+        </w:rPr>
+        <w:fldChar w:fldCharType="end"/>
+      </w:r>
       <w:r>
         <w:t xml:space="preserve"> Activity diagram đăng nhập</w:t>
       </w:r>
@@ -13076,25 +13550,51 @@
       <w:r>
         <w:t xml:space="preserve">Hình </w:t>
       </w:r>
-      <w:fldSimple w:instr=" STYLEREF 1 \s ">
-        <w:r>
-          <w:rPr>
-            <w:noProof/>
-          </w:rPr>
-          <w:t>3</w:t>
-        </w:r>
-      </w:fldSimple>
+      <w:r>
+        <w:fldChar w:fldCharType="begin"/>
+      </w:r>
+      <w:r>
+        <w:instrText xml:space="preserve"> STYLEREF 1 \s </w:instrText>
+      </w:r>
+      <w:r>
+        <w:fldChar w:fldCharType="separate"/>
+      </w:r>
+      <w:r>
+        <w:rPr>
+          <w:noProof/>
+        </w:rPr>
+        <w:t>3</w:t>
+      </w:r>
+      <w:r>
+        <w:rPr>
+          <w:noProof/>
+        </w:rPr>
+        <w:fldChar w:fldCharType="end"/>
+      </w:r>
       <w:r>
         <w:t>.</w:t>
       </w:r>
-      <w:fldSimple w:instr=" SEQ Hình \* ARABIC \s 1 ">
-        <w:r>
-          <w:rPr>
-            <w:noProof/>
-          </w:rPr>
-          <w:t>13</w:t>
-        </w:r>
-      </w:fldSimple>
+      <w:r>
+        <w:fldChar w:fldCharType="begin"/>
+      </w:r>
+      <w:r>
+        <w:instrText xml:space="preserve"> SEQ Hình \* ARABIC \s 1 </w:instrText>
+      </w:r>
+      <w:r>
+        <w:fldChar w:fldCharType="separate"/>
+      </w:r>
+      <w:r>
+        <w:rPr>
+          <w:noProof/>
+        </w:rPr>
+        <w:t>13</w:t>
+      </w:r>
+      <w:r>
+        <w:rPr>
+          <w:noProof/>
+        </w:rPr>
+        <w:fldChar w:fldCharType="end"/>
+      </w:r>
       <w:r>
         <w:t xml:space="preserve"> Activity diagram thêm người dùng</w:t>
       </w:r>
@@ -13225,25 +13725,51 @@
       <w:r>
         <w:t xml:space="preserve">Hình </w:t>
       </w:r>
-      <w:fldSimple w:instr=" STYLEREF 1 \s ">
-        <w:r>
-          <w:rPr>
-            <w:noProof/>
-          </w:rPr>
-          <w:t>3</w:t>
-        </w:r>
-      </w:fldSimple>
+      <w:r>
+        <w:fldChar w:fldCharType="begin"/>
+      </w:r>
+      <w:r>
+        <w:instrText xml:space="preserve"> STYLEREF 1 \s </w:instrText>
+      </w:r>
+      <w:r>
+        <w:fldChar w:fldCharType="separate"/>
+      </w:r>
+      <w:r>
+        <w:rPr>
+          <w:noProof/>
+        </w:rPr>
+        <w:t>3</w:t>
+      </w:r>
+      <w:r>
+        <w:rPr>
+          <w:noProof/>
+        </w:rPr>
+        <w:fldChar w:fldCharType="end"/>
+      </w:r>
       <w:r>
         <w:t>.</w:t>
       </w:r>
-      <w:fldSimple w:instr=" SEQ Hình \* ARABIC \s 1 ">
-        <w:r>
-          <w:rPr>
-            <w:noProof/>
-          </w:rPr>
-          <w:t>14</w:t>
-        </w:r>
-      </w:fldSimple>
+      <w:r>
+        <w:fldChar w:fldCharType="begin"/>
+      </w:r>
+      <w:r>
+        <w:instrText xml:space="preserve"> SEQ Hình \* ARABIC \s 1 </w:instrText>
+      </w:r>
+      <w:r>
+        <w:fldChar w:fldCharType="separate"/>
+      </w:r>
+      <w:r>
+        <w:rPr>
+          <w:noProof/>
+        </w:rPr>
+        <w:t>14</w:t>
+      </w:r>
+      <w:r>
+        <w:rPr>
+          <w:noProof/>
+        </w:rPr>
+        <w:fldChar w:fldCharType="end"/>
+      </w:r>
       <w:r>
         <w:t xml:space="preserve"> Activity diagram xóa người dùng</w:t>
       </w:r>
@@ -13433,25 +13959,51 @@
       <w:r>
         <w:t xml:space="preserve">Hình </w:t>
       </w:r>
-      <w:fldSimple w:instr=" STYLEREF 1 \s ">
-        <w:r>
-          <w:rPr>
-            <w:noProof/>
-          </w:rPr>
-          <w:t>3</w:t>
-        </w:r>
-      </w:fldSimple>
+      <w:r>
+        <w:fldChar w:fldCharType="begin"/>
+      </w:r>
+      <w:r>
+        <w:instrText xml:space="preserve"> STYLEREF 1 \s </w:instrText>
+      </w:r>
+      <w:r>
+        <w:fldChar w:fldCharType="separate"/>
+      </w:r>
+      <w:r>
+        <w:rPr>
+          <w:noProof/>
+        </w:rPr>
+        <w:t>3</w:t>
+      </w:r>
+      <w:r>
+        <w:rPr>
+          <w:noProof/>
+        </w:rPr>
+        <w:fldChar w:fldCharType="end"/>
+      </w:r>
       <w:r>
         <w:t>.</w:t>
       </w:r>
-      <w:fldSimple w:instr=" SEQ Hình \* ARABIC \s 1 ">
-        <w:r>
-          <w:rPr>
-            <w:noProof/>
-          </w:rPr>
-          <w:t>15</w:t>
-        </w:r>
-      </w:fldSimple>
+      <w:r>
+        <w:fldChar w:fldCharType="begin"/>
+      </w:r>
+      <w:r>
+        <w:instrText xml:space="preserve"> SEQ Hình \* ARABIC \s 1 </w:instrText>
+      </w:r>
+      <w:r>
+        <w:fldChar w:fldCharType="separate"/>
+      </w:r>
+      <w:r>
+        <w:rPr>
+          <w:noProof/>
+        </w:rPr>
+        <w:t>15</w:t>
+      </w:r>
+      <w:r>
+        <w:rPr>
+          <w:noProof/>
+        </w:rPr>
+        <w:fldChar w:fldCharType="end"/>
+      </w:r>
       <w:r>
         <w:t xml:space="preserve"> Cơ sở dữ liệu của hệ thống</w:t>
       </w:r>
@@ -35422,25 +35974,51 @@
       <w:r>
         <w:t xml:space="preserve">Hình </w:t>
       </w:r>
-      <w:fldSimple w:instr=" STYLEREF 1 \s ">
-        <w:r>
-          <w:rPr>
-            <w:noProof/>
-          </w:rPr>
-          <w:t>3</w:t>
-        </w:r>
-      </w:fldSimple>
+      <w:r>
+        <w:fldChar w:fldCharType="begin"/>
+      </w:r>
+      <w:r>
+        <w:instrText xml:space="preserve"> STYLEREF 1 \s </w:instrText>
+      </w:r>
+      <w:r>
+        <w:fldChar w:fldCharType="separate"/>
+      </w:r>
+      <w:r>
+        <w:rPr>
+          <w:noProof/>
+        </w:rPr>
+        <w:t>3</w:t>
+      </w:r>
+      <w:r>
+        <w:rPr>
+          <w:noProof/>
+        </w:rPr>
+        <w:fldChar w:fldCharType="end"/>
+      </w:r>
       <w:r>
         <w:t>.</w:t>
       </w:r>
-      <w:fldSimple w:instr=" SEQ Hình \* ARABIC \s 1 ">
-        <w:r>
-          <w:rPr>
-            <w:noProof/>
-          </w:rPr>
-          <w:t>16</w:t>
-        </w:r>
-      </w:fldSimple>
+      <w:r>
+        <w:fldChar w:fldCharType="begin"/>
+      </w:r>
+      <w:r>
+        <w:instrText xml:space="preserve"> SEQ Hình \* ARABIC \s 1 </w:instrText>
+      </w:r>
+      <w:r>
+        <w:fldChar w:fldCharType="separate"/>
+      </w:r>
+      <w:r>
+        <w:rPr>
+          <w:noProof/>
+        </w:rPr>
+        <w:t>16</w:t>
+      </w:r>
+      <w:r>
+        <w:rPr>
+          <w:noProof/>
+        </w:rPr>
+        <w:fldChar w:fldCharType="end"/>
+      </w:r>
       <w:r>
         <w:t xml:space="preserve"> Kết quả khi tích h</w:t>
       </w:r>
@@ -41340,7 +41918,7 @@
         </w:rPr>
         <w:lastRenderedPageBreak/>
         <w:pict w14:anchorId="36499F63">
-          <v:rect id="_x0000_i1053" style="width:0;height:1.5pt" o:hralign="center" o:hrstd="t" o:hr="t" fillcolor="#a0a0a0" stroked="f"/>
+          <v:rect id="_x0000_i1036" style="width:0;height:1.5pt" o:hralign="center" o:hrstd="t" o:hr="t" fillcolor="#a0a0a0" stroked="f"/>
         </w:pict>
       </w:r>
     </w:p>
@@ -42670,7 +43248,7 @@
         <w:noProof/>
         <w:sz w:val="18"/>
       </w:rPr>
-      <w:t>4</w:t>
+      <w:t>34</w:t>
     </w:r>
     <w:r>
       <w:rPr>
@@ -57008,6 +57586,7 @@
   <w:style w:type="character" w:default="1" w:styleId="DefaultParagraphFont">
     <w:name w:val="Default Paragraph Font"/>
     <w:uiPriority w:val="1"/>
+    <w:semiHidden/>
     <w:unhideWhenUsed/>
   </w:style>
   <w:style w:type="table" w:default="1" w:styleId="TableNormal">
@@ -57952,7 +58531,7 @@
 </file>
 
 <file path=customXml/itemProps1.xml><?xml version="1.0" encoding="utf-8"?>
-<ds:datastoreItem xmlns:ds="http://schemas.openxmlformats.org/officeDocument/2006/customXml" ds:itemID="{C97F14C0-BEB7-4DC9-B7AC-550C69F0DC74}">
+<ds:datastoreItem xmlns:ds="http://schemas.openxmlformats.org/officeDocument/2006/customXml" ds:itemID="{F91BD031-0CE3-4B48-8AC5-7FA528D6E22C}">
   <ds:schemaRefs>
     <ds:schemaRef ds:uri="http://schemas.openxmlformats.org/officeDocument/2006/bibliography"/>
   </ds:schemaRefs>
